--- a/FINAL FASE 1/Anexos/Gestión/Actas de reunión/Acta_Reunion_01_TAG_OK_Version_2_0.docx
+++ b/FINAL FASE 1/Anexos/Gestión/Actas de reunión/Acta_Reunion_01_TAG_OK_Version_2_0.docx
@@ -1143,7 +1143,7 @@
                 <w:szCs w:val="20"/>
                 <w:rtl w:val="0"/>
               </w:rPr>
-              <w:t xml:space="preserve">Danae Muñoz Opitz</w:t>
+              <w:t xml:space="preserve">Danae Muñoz </w:t>
             </w:r>
           </w:p>
         </w:tc>
@@ -2075,7 +2075,26 @@
                 <w:szCs w:val="20"/>
                 <w:rtl w:val="0"/>
               </w:rPr>
-              <w:t xml:space="preserve">Fase 2 incorpora Mi Vehículo, Mantenciones, Estacionamientos/Combustible y Beneficios, integrados en la misma aplicación.</w:t>
+              <w:t xml:space="preserve">Fase 2 incorpora Mi Vehículo, Mantenciones,</w:t>
+            </w:r>
+            <w:r>
+              <w:rPr>
+                <w:rFonts w:ascii="Arial" w:cs="Arial" w:eastAsia="Arial" w:hAnsi="Arial"/>
+                <w:sz w:val="20"/>
+                <w:szCs w:val="20"/>
+                <w:rtl w:val="0"/>
+              </w:rPr>
+              <w:t xml:space="preserve"> </w:t>
+            </w:r>
+            <w:r>
+              <w:rPr>
+                <w:rFonts w:ascii="Arial" w:cs="Arial" w:eastAsia="Arial" w:hAnsi="Arial"/>
+                <w:color w:val="000000"/>
+                <w:sz w:val="20"/>
+                <w:szCs w:val="20"/>
+                <w:rtl w:val="0"/>
+              </w:rPr>
+              <w:t xml:space="preserve">Estacionamientos/Combustible y Beneficios, integrados en la misma aplicación.</w:t>
             </w:r>
           </w:p>
         </w:tc>
@@ -2828,12 +2847,16 @@
             <w:r>
               <w:rPr>
                 <w:rFonts w:ascii="Arial" w:cs="Arial" w:eastAsia="Arial" w:hAnsi="Arial"/>
-                <w:color w:val="000000"/>
-                <w:sz w:val="20"/>
-                <w:szCs w:val="20"/>
-                <w:rtl w:val="0"/>
-              </w:rPr>
-              <w:t xml:space="preserve">Fase 2</w:t>
+                <w:sz w:val="20"/>
+                <w:szCs w:val="20"/>
+                <w:rtl w:val="0"/>
+              </w:rPr>
+              <w:t xml:space="preserve">Por definir</w:t>
+            </w:r>
+            <w:r>
+              <w:rPr>
+                <w:rtl w:val="0"/>
+              </w:rPr>
             </w:r>
           </w:p>
         </w:tc>
@@ -2954,12 +2977,16 @@
             <w:r>
               <w:rPr>
                 <w:rFonts w:ascii="Arial" w:cs="Arial" w:eastAsia="Arial" w:hAnsi="Arial"/>
-                <w:color w:val="000000"/>
-                <w:sz w:val="20"/>
-                <w:szCs w:val="20"/>
-                <w:rtl w:val="0"/>
-              </w:rPr>
-              <w:t xml:space="preserve">Implementación</w:t>
+                <w:sz w:val="20"/>
+                <w:szCs w:val="20"/>
+                <w:rtl w:val="0"/>
+              </w:rPr>
+              <w:t xml:space="preserve">Por definir</w:t>
+            </w:r>
+            <w:r>
+              <w:rPr>
+                <w:rtl w:val="0"/>
+              </w:rPr>
             </w:r>
           </w:p>
         </w:tc>
@@ -3080,12 +3107,16 @@
             <w:r>
               <w:rPr>
                 <w:rFonts w:ascii="Arial" w:cs="Arial" w:eastAsia="Arial" w:hAnsi="Arial"/>
-                <w:color w:val="000000"/>
-                <w:sz w:val="20"/>
-                <w:szCs w:val="20"/>
-                <w:rtl w:val="0"/>
-              </w:rPr>
-              <w:t xml:space="preserve">Def. técnica</w:t>
+                <w:sz w:val="20"/>
+                <w:szCs w:val="20"/>
+                <w:rtl w:val="0"/>
+              </w:rPr>
+              <w:t xml:space="preserve">Por definir</w:t>
+            </w:r>
+            <w:r>
+              <w:rPr>
+                <w:rtl w:val="0"/>
+              </w:rPr>
             </w:r>
           </w:p>
         </w:tc>
@@ -3206,12 +3237,16 @@
             <w:r>
               <w:rPr>
                 <w:rFonts w:ascii="Arial" w:cs="Arial" w:eastAsia="Arial" w:hAnsi="Arial"/>
-                <w:color w:val="000000"/>
-                <w:sz w:val="20"/>
-                <w:szCs w:val="20"/>
-                <w:rtl w:val="0"/>
-              </w:rPr>
-              <w:t xml:space="preserve">Continuo</w:t>
+                <w:sz w:val="20"/>
+                <w:szCs w:val="20"/>
+                <w:rtl w:val="0"/>
+              </w:rPr>
+              <w:t xml:space="preserve">Por definir</w:t>
+            </w:r>
+            <w:r>
+              <w:rPr>
+                <w:rtl w:val="0"/>
+              </w:rPr>
             </w:r>
           </w:p>
         </w:tc>
